--- a/src/content/bios/McDonald-JG 2016.docx
+++ b/src/content/bios/McDonald-JG 2016.docx
@@ -3115,7 +3115,7 @@
             <w:rStyle w:val="Hyperlink"/>
             <w:u w:val="none"/>
           </w:rPr>
-          <w:t>http://scholarcommons.usf.edu/cgi/viewcontent.cgi?article=4390&amp; context=etd</w:t>
+          <w:t>http://scholarcommons.usf.edu/cgi/viewcontent.cgi?article=4390&amp;context=etd</w:t>
         </w:r>
       </w:hyperlink>
       <w:r>
